--- a/docs/general-english/A2/release/units/a22-u11.docx
+++ b/docs/general-english/A2/release/units/a22-u11.docx
@@ -874,7 +874,7 @@
           <wp:inline>
             <wp:extent cx="5724525" cy="1390650"/>
             <wp:effectExtent b="0" l="0" r="0" t="0"/>
-            <wp:docPr descr="The four words of the word bank, in the order the task prints them, each with a picture: holiday, remind, prepare, hotel." title="" id="27" name="Picture"/>
+            <wp:docPr descr="The four words of the word bank, in the order the task prints them, each with a picture: hotel, remind, holiday, prepare." title="" id="27" name="Picture"/>
             <a:graphic>
               <a:graphicData uri="http://schemas.openxmlformats.org/drawingml/2006/picture">
                 <pic:pic>
@@ -968,7 +968,7 @@
         <w:t xml:space="preserve"> </w:t>
       </w:r>
       <w:r>
-        <w:t xml:space="preserve">holiday | remind | prepare | hotel</w:t>
+        <w:t xml:space="preserve">hotel | remind | holiday | prepare</w:t>
       </w:r>
     </w:p>
     <w:p>
@@ -3838,7 +3838,7 @@
           <wp:inline>
             <wp:extent cx="5724525" cy="1390650"/>
             <wp:effectExtent b="0" l="0" r="0" t="0"/>
-            <wp:docPr descr="The four words of the fill-in word bank, in bank order, each drawn: invite, diary, meeting, party." title="" id="45" name="Picture"/>
+            <wp:docPr descr="The four words of the fill-in word bank, in bank order, each drawn: invite, diary, party, meeting." title="" id="45" name="Picture"/>
             <a:graphic>
               <a:graphicData uri="http://schemas.openxmlformats.org/drawingml/2006/picture">
                 <pic:pic>
@@ -3932,7 +3932,7 @@
         <w:t xml:space="preserve"> </w:t>
       </w:r>
       <w:r>
-        <w:t xml:space="preserve">invite | diary | meeting | party</w:t>
+        <w:t xml:space="preserve">invite | diary | party | meeting</w:t>
       </w:r>
     </w:p>
     <w:p>
@@ -5177,7 +5177,7 @@
       <w:r>
         <w:drawing>
           <wp:inline>
-            <wp:extent cx="5724525" cy="2009775"/>
+            <wp:extent cx="5724525" cy="2286000"/>
             <wp:effectExtent b="0" l="0" r="0" t="0"/>
             <wp:docPr descr="The four plans of this task as chips above two empty bins, one for what is arranged with somebody and one for what is only decided. Which chip goes in which bin is the exercise, so none of them is placed." title="" id="60" name="Picture"/>
             <a:graphic>
@@ -5198,7 +5198,7 @@
                   <pic:spPr bwMode="auto">
                     <a:xfrm>
                       <a:off x="0" y="0"/>
-                      <a:ext cx="5724525" cy="2009775"/>
+                      <a:ext cx="5724525" cy="2286000"/>
                     </a:xfrm>
                     <a:prstGeom prst="rect">
                       <a:avLst/>
@@ -5404,7 +5404,7 @@
       <w:r>
         <w:drawing>
           <wp:inline>
-            <wp:extent cx="5724525" cy="1857375"/>
+            <wp:extent cx="5724525" cy="2190750"/>
             <wp:effectExtent b="0" l="0" r="0" t="0"/>
             <wp:docPr descr="One correction worked through -- the wrong form struck out and the right one beside it -- and then three more sentences with an empty line for the learner to write the correct form." title="" id="63" name="Picture"/>
             <a:graphic>
@@ -5425,7 +5425,7 @@
                   <pic:spPr bwMode="auto">
                     <a:xfrm>
                       <a:off x="0" y="0"/>
-                      <a:ext cx="5724525" cy="1857375"/>
+                      <a:ext cx="5724525" cy="2190750"/>
                     </a:xfrm>
                     <a:prstGeom prst="rect">
                       <a:avLst/>
@@ -11801,7 +11801,7 @@
       <w:r>
         <w:drawing>
           <wp:inline>
-            <wp:extent cx="5724525" cy="2505075"/>
+            <wp:extent cx="5600700" cy="2828925"/>
             <wp:effectExtent b="0" l="0" r="0" t="0"/>
             <wp:docPr descr="The decision task as one question and three branches, with what each one costs: ask everybody at once and nobody is an afterthought; ask the ones you know first and the others can tell; or put a note through every door, which is easy to put down and never answer." title="" id="132" name="Picture"/>
             <a:graphic>
@@ -11822,7 +11822,7 @@
                   <pic:spPr bwMode="auto">
                     <a:xfrm>
                       <a:off x="0" y="0"/>
-                      <a:ext cx="5724525" cy="2505075"/>
+                      <a:ext cx="5600700" cy="2828925"/>
                     </a:xfrm>
                     <a:prstGeom prst="rect">
                       <a:avLst/>
@@ -12119,7 +12119,7 @@
         <w:t xml:space="preserve"> </w:t>
       </w:r>
       <w:r>
-        <w:t xml:space="preserve">booking | meeting | host | remind | holiday | am meeting | am going to | junction</w:t>
+        <w:t xml:space="preserve">remind | junction | booking | am meeting | host | meeting | holiday | am going to</w:t>
       </w:r>
     </w:p>
     <w:p>
